--- a/docs/screenshots/第二关.docx
+++ b/docs/screenshots/第二关.docx
@@ -68,7 +68,7 @@
           <w:szCs w:val="24"/>
           <w:lang w:val="en-US" w:eastAsia="zh-CN"/>
         </w:rPr>
-        <w:t>同学a：</w:t>
+        <w:t>张瑞淇小组：</w:t>
       </w:r>
       <w:r>
         <w:rPr>
@@ -80,7 +80,6 @@
           <w:lang w:val="en-US" w:eastAsia="zh-CN"/>
         </w:rPr>
         <w:tab/>
-        <w:t/>
       </w:r>
       <w:r>
         <w:rPr>
@@ -92,7 +91,6 @@
           <w:lang w:val="en-US" w:eastAsia="zh-CN"/>
         </w:rPr>
         <w:tab/>
-        <w:t/>
       </w:r>
       <w:r>
         <w:rPr>
@@ -104,7 +102,6 @@
           <w:lang w:val="en-US" w:eastAsia="zh-CN"/>
         </w:rPr>
         <w:tab/>
-        <w:t/>
       </w:r>
       <w:r>
         <w:rPr>
@@ -116,7 +113,6 @@
           <w:lang w:val="en-US" w:eastAsia="zh-CN"/>
         </w:rPr>
         <w:tab/>
-        <w:t/>
       </w:r>
       <w:r>
         <w:rPr>
@@ -128,7 +124,6 @@
           <w:lang w:val="en-US" w:eastAsia="zh-CN"/>
         </w:rPr>
         <w:tab/>
-        <w:t/>
       </w:r>
       <w:r>
         <w:rPr>
@@ -140,7 +135,6 @@
           <w:lang w:val="en-US" w:eastAsia="zh-CN"/>
         </w:rPr>
         <w:tab/>
-        <w:t/>
       </w:r>
       <w:r>
         <w:rPr>
@@ -152,7 +146,6 @@
           <w:lang w:val="en-US" w:eastAsia="zh-CN"/>
         </w:rPr>
         <w:tab/>
-        <w:t/>
       </w:r>
       <w:r>
         <w:rPr>
@@ -164,7 +157,6 @@
           <w:lang w:val="en-US" w:eastAsia="zh-CN"/>
         </w:rPr>
         <w:tab/>
-        <w:t/>
       </w:r>
       <w:r>
         <w:rPr>
@@ -176,19 +168,17 @@
           <w:lang w:val="en-US" w:eastAsia="zh-CN"/>
         </w:rPr>
         <w:tab/>
-        <w:t/>
-      </w:r>
-      <w:r>
-        <w:rPr>
-          <w:rFonts w:hint="eastAsia"/>
-          <w:b/>
-          <w:bCs/>
-          <w:sz w:val="24"/>
-          <w:szCs w:val="24"/>
-          <w:lang w:val="en-US" w:eastAsia="zh-CN"/>
-        </w:rPr>
-        <w:tab/>
-        <w:t>同学b：</w:t>
+      </w:r>
+      <w:r>
+        <w:rPr>
+          <w:rFonts w:hint="eastAsia"/>
+          <w:b/>
+          <w:bCs/>
+          <w:sz w:val="24"/>
+          <w:szCs w:val="24"/>
+          <w:lang w:val="en-US" w:eastAsia="zh-CN"/>
+        </w:rPr>
+        <w:t>王一鸣小组：</w:t>
       </w:r>
     </w:p>
     <w:p>
@@ -234,15 +224,6 @@
                         <a:ln w="6350">
                           <a:noFill/>
                         </a:ln>
-                        <a:extLst>
-                          <a:ext uri="{909E8E84-426E-40DD-AFC4-6F175D3DCCD1}">
-                            <a14:hiddenFill xmlns:a14="http://schemas.microsoft.com/office/drawing/2010/main">
-                              <a:solidFill>
-                                <a:schemeClr val="lt1"/>
-                              </a:solidFill>
-                            </a14:hiddenFill>
-                          </a:ext>
-                        </a:extLst>
                       </wps:spPr>
                       <wps:style>
                         <a:lnRef idx="0">
@@ -294,7 +275,7 @@
           </mc:Choice>
           <mc:Fallback>
             <w:pict>
-              <v:shape id="_x0000_s1026" o:spid="_x0000_s1026" o:spt="202" type="#_x0000_t202" style="position:absolute;left:0pt;margin-left:160.95pt;margin-top:106.25pt;height:45.25pt;width:81.1pt;z-index:251664384;mso-width-relative:page;mso-height-relative:page;" filled="f" stroked="f" coordsize="21600,21600" o:gfxdata="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">
+              <v:shape id="_x0000_s1026" o:spid="_x0000_s1026" o:spt="202" type="#_x0000_t202" style="position:absolute;left:0pt;margin-left:160.95pt;margin-top:106.25pt;height:45.25pt;width:81.1pt;z-index:251664384;mso-width-relative:page;mso-height-relative:page;" filled="f" stroked="f" coordsize="21600,21600" o:gfxdata="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">
                 <v:fill on="f" focussize="0,0"/>
                 <v:stroke on="f" weight="0.5pt"/>
                 <v:imagedata o:title=""/>
@@ -830,7 +811,117 @@
           <w:szCs w:val="24"/>
           <w:lang w:val="en-US" w:eastAsia="zh-CN"/>
         </w:rPr>
-        <w:t>同学a：</w:t>
+        <w:t>张瑞淇小组：</w:t>
+      </w:r>
+      <w:r>
+        <w:rPr>
+          <w:rFonts w:hint="eastAsia"/>
+          <w:b/>
+          <w:bCs/>
+          <w:sz w:val="24"/>
+          <w:szCs w:val="24"/>
+          <w:lang w:val="en-US" w:eastAsia="zh-CN"/>
+        </w:rPr>
+        <w:tab/>
+      </w:r>
+      <w:r>
+        <w:rPr>
+          <w:rFonts w:hint="eastAsia"/>
+          <w:b/>
+          <w:bCs/>
+          <w:sz w:val="24"/>
+          <w:szCs w:val="24"/>
+          <w:lang w:val="en-US" w:eastAsia="zh-CN"/>
+        </w:rPr>
+        <w:tab/>
+      </w:r>
+      <w:r>
+        <w:rPr>
+          <w:rFonts w:hint="eastAsia"/>
+          <w:b/>
+          <w:bCs/>
+          <w:sz w:val="24"/>
+          <w:szCs w:val="24"/>
+          <w:lang w:val="en-US" w:eastAsia="zh-CN"/>
+        </w:rPr>
+        <w:tab/>
+      </w:r>
+      <w:r>
+        <w:rPr>
+          <w:rFonts w:hint="eastAsia"/>
+          <w:b/>
+          <w:bCs/>
+          <w:sz w:val="24"/>
+          <w:szCs w:val="24"/>
+          <w:lang w:val="en-US" w:eastAsia="zh-CN"/>
+        </w:rPr>
+        <w:tab/>
+      </w:r>
+      <w:r>
+        <w:rPr>
+          <w:rFonts w:hint="eastAsia"/>
+          <w:b/>
+          <w:bCs/>
+          <w:sz w:val="24"/>
+          <w:szCs w:val="24"/>
+          <w:lang w:val="en-US" w:eastAsia="zh-CN"/>
+        </w:rPr>
+        <w:tab/>
+      </w:r>
+      <w:r>
+        <w:rPr>
+          <w:rFonts w:hint="eastAsia"/>
+          <w:b/>
+          <w:bCs/>
+          <w:sz w:val="24"/>
+          <w:szCs w:val="24"/>
+          <w:lang w:val="en-US" w:eastAsia="zh-CN"/>
+        </w:rPr>
+        <w:tab/>
+      </w:r>
+      <w:r>
+        <w:rPr>
+          <w:rFonts w:hint="eastAsia"/>
+          <w:b/>
+          <w:bCs/>
+          <w:sz w:val="24"/>
+          <w:szCs w:val="24"/>
+          <w:lang w:val="en-US" w:eastAsia="zh-CN"/>
+        </w:rPr>
+        <w:tab/>
+      </w:r>
+      <w:r>
+        <w:rPr>
+          <w:rFonts w:hint="eastAsia"/>
+          <w:b/>
+          <w:bCs/>
+          <w:sz w:val="24"/>
+          <w:szCs w:val="24"/>
+          <w:lang w:val="en-US" w:eastAsia="zh-CN"/>
+        </w:rPr>
+        <w:tab/>
+      </w:r>
+      <w:r>
+        <w:rPr>
+          <w:rFonts w:hint="eastAsia"/>
+          <w:b/>
+          <w:bCs/>
+          <w:sz w:val="24"/>
+          <w:szCs w:val="24"/>
+          <w:lang w:val="en-US" w:eastAsia="zh-CN"/>
+        </w:rPr>
+        <w:tab/>
+      </w:r>
+      <w:r>
+        <w:rPr>
+          <w:rFonts w:hint="eastAsia"/>
+          <w:b/>
+          <w:bCs/>
+          <w:sz w:val="24"/>
+          <w:szCs w:val="24"/>
+          <w:lang w:val="en-US" w:eastAsia="zh-CN"/>
+        </w:rPr>
+        <w:t>王一鸣小组：</w:t>
       </w:r>
     </w:p>
     <w:p>
@@ -1456,7 +1547,20 @@
           <w:szCs w:val="24"/>
           <w:lang w:val="en-US" w:eastAsia="zh-CN"/>
         </w:rPr>
-        <w:t>同学a用同学b的密码解密</w:t>
+        <w:t>张瑞淇小组用王一鸣小组</w:t>
+      </w:r>
+      <w:bookmarkStart w:id="0" w:name="_GoBack"/>
+      <w:bookmarkEnd w:id="0"/>
+      <w:r>
+        <w:rPr>
+          <w:rFonts w:hint="eastAsia"/>
+          <w:b w:val="0"/>
+          <w:bCs w:val="0"/>
+          <w:sz w:val="24"/>
+          <w:szCs w:val="24"/>
+          <w:lang w:val="en-US" w:eastAsia="zh-CN"/>
+        </w:rPr>
+        <w:t>的密码解密</w:t>
       </w:r>
     </w:p>
     <w:p>
@@ -1616,7 +1720,6 @@
           </mc:Fallback>
         </mc:AlternateContent>
       </w:r>
-      <w:bookmarkStart w:id="0" w:name="_GoBack"/>
       <w:r>
         <w:rPr>
           <w:rFonts w:hint="eastAsia"/>
@@ -1664,7 +1767,6 @@
           </wp:inline>
         </w:drawing>
       </w:r>
-      <w:bookmarkEnd w:id="0"/>
     </w:p>
     <w:p>
       <w:pPr>
